--- a/cv/CV_Mahesh_Pentu_IT.docx
+++ b/cv/CV_Mahesh_Pentu_IT.docx
@@ -56,7 +56,7 @@
     </w:p>
     <w:p>
       <w:r>
-        <w:t>Laureato in Data Analysis (80/100, Universita della Campania "Luigi Vanvitelli", 2026) con 2 anni di esperienza concreta nella supervisione di data entry, nel controllo qualita dei dati e nel coordinamento logistico. Trilingue (italiano, inglese, telugu). Ottimo utilizzo di Excel con attenzione a accuratezza e reporting. Cerco il primo ruolo come Junior Data Analyst, supporto BI o posizione operativa data-driven; disponibile a tirocini e contratti a tempo determinato.</w:t>
+        <w:t>Laureato in Data Analysis (80/100, Universita della Campania "Luigi Vanvitelli", 2026) con esperienza concreta nella supervisione di data entry e nel controllo qualita dei dati. Trilingue (italiano, inglese, telugu). Ottimo utilizzo di Excel con attenzione a accuratezza e reporting. Cerco il primo ruolo come Junior Data Analyst, supporto BI o posizione operativa data-driven; disponibile a tirocini e contratti a tempo determinato.</w:t>
       </w:r>
     </w:p>
     <w:p>
@@ -121,25 +121,6 @@
       </w:pPr>
       <w:r>
         <w:t>Supervisione di un team di data entry; controllo qualita, verifica e pulizia di grandi set di dati; preparazione di report di stato; garanzia di accuratezza e coerenza delle informazioni processate.</w:t>
-      </w:r>
-    </w:p>
-    <w:p>
-      <w:r>
-        <w:rPr>
-          <w:b/>
-        </w:rPr>
-        <w:t>Coordinatore Logistica / Distribuzione — R.A.D Logistics, Milano</w:t>
-      </w:r>
-      <w:r>
-        <w:t xml:space="preserve">  (2021)</w:t>
-      </w:r>
-    </w:p>
-    <w:p>
-      <w:pPr>
-        <w:pStyle w:val="ListBullet"/>
-      </w:pPr>
-      <w:r>
-        <w:t>Coordinamento delle operazioni di distribuzione; monitoraggio di dati operativi e flussi di consegna; supporto al reporting e al coordinamento del team in ambiente dinamico.</w:t>
       </w:r>
     </w:p>
     <w:p>
